--- a/МатМодиИИ/ФОС/ОС_Б2.О.01.01(У)_Учебная_практика_НИР.docx
+++ b/МатМодиИИ/ФОС/ОС_Б2.О.01.01(У)_Учебная_практика_НИР.docx
@@ -596,15 +596,7 @@
           <w:sz w:val="28"/>
           <w:szCs w:val="28"/>
         </w:rPr>
-        <w:t>Статус дисциплины: входит в</w:t>
-      </w:r>
-      <w:r>
-        <w:rPr>
-          <w:kern w:val="2"/>
-          <w:sz w:val="28"/>
-          <w:szCs w:val="28"/>
-        </w:rPr>
-        <w:t xml:space="preserve"> обязательную часть</w:t>
+        <w:t>Статус практики: входит в обязательную часть</w:t>
       </w:r>
     </w:p>
     <w:p>
@@ -796,10 +788,6 @@
     <w:p>
       <w:pPr>
         <w:pStyle w:val="a5"/>
-        <w:numPr>
-          <w:ilvl w:val="0"/>
-          <w:numId w:val="3"/>
-        </w:numPr>
         <w:suppressAutoHyphens/>
         <w:autoSpaceDN/>
         <w:jc w:val="center"/>
@@ -809,6 +797,10 @@
           <w:szCs w:val="24"/>
           <w:lang w:val="ru-RU" w:eastAsia="zh-CN"/>
         </w:rPr>
+        <w:keepNext/>
+        <w:numPr>
+          <w:numId w:val="0"/>
+        </w:numPr>
       </w:pPr>
       <w:r>
         <w:rPr>
@@ -817,25 +809,7 @@
           <w:szCs w:val="24"/>
           <w:lang w:val="ru-RU" w:eastAsia="zh-CN"/>
         </w:rPr>
-        <w:t>ПАСПОРТ ОЦЕНОЧНЫХ СРЕДСТВ ДЛЯ ПРОВЕДЕНИЯ ТЕКУЩЕГО КОНТРОЛЯ И ПРОМЕЖУТОЧНОЙ АТТЕСТАЦИИ ПО</w:t>
-      </w:r>
-      <w:r>
-        <w:rPr>
-          <w:kern w:val="2"/>
-          <w:sz w:val="24"/>
-          <w:szCs w:val="24"/>
-          <w:lang w:eastAsia="zh-CN"/>
-        </w:rPr>
-        <w:t> </w:t>
-      </w:r>
-      <w:r>
-        <w:rPr>
-          <w:kern w:val="2"/>
-          <w:sz w:val="24"/>
-          <w:szCs w:val="24"/>
-          <w:lang w:val="ru-RU" w:eastAsia="zh-CN"/>
-        </w:rPr>
-        <w:t>ПРАКТИКЕ</w:t>
+        <w:t>1. ПАСПОРТ ОЦЕНОЧНЫХ СРЕДСТВ ДЛЯ ПРОВЕДЕНИЯ ТЕКУЩЕГО КОНТРОЛЯ И ПРОМЕЖУТОЧНОЙ АТТЕСТАЦИИ ПО ПРАКТИКЕ</w:t>
       </w:r>
     </w:p>
     <w:p>
@@ -1257,61 +1231,11 @@
                 <w:szCs w:val="28"/>
                 <w:lang w:eastAsia="zh-CN"/>
               </w:rPr>
-              <w:t>Подготовительный этап:</w:t>
-            </w:r>
-          </w:p>
-          <w:p>
-            <w:pPr>
-              <w:spacing w:line="240" w:lineRule="auto"/>
-              <w:ind w:firstLine="0"/>
-              <w:rPr>
-                <w:bCs/>
-                <w:kern w:val="2"/>
-                <w:szCs w:val="28"/>
-                <w:lang w:eastAsia="zh-CN"/>
-              </w:rPr>
-            </w:pPr>
-            <w:r>
-              <w:rPr>
-                <w:bCs/>
-                <w:kern w:val="2"/>
-                <w:szCs w:val="28"/>
-                <w:lang w:eastAsia="zh-CN"/>
-              </w:rPr>
-              <w:t xml:space="preserve">1. </w:t>
-            </w:r>
-            <w:r>
-              <w:rPr>
-                <w:i/>
-              </w:rPr>
-              <w:t>Участие в установочной конференции</w:t>
-            </w:r>
-          </w:p>
-          <w:p>
-            <w:pPr>
-              <w:spacing w:line="240" w:lineRule="auto"/>
-              <w:ind w:firstLine="0"/>
-              <w:rPr>
-                <w:kern w:val="2"/>
-                <w:sz w:val="28"/>
-                <w:szCs w:val="20"/>
-                <w:lang w:eastAsia="zh-CN"/>
-              </w:rPr>
-            </w:pPr>
-            <w:r>
-              <w:rPr>
-                <w:bCs/>
-                <w:kern w:val="2"/>
-                <w:szCs w:val="28"/>
-                <w:lang w:eastAsia="zh-CN"/>
-              </w:rPr>
-              <w:t xml:space="preserve">2. </w:t>
-            </w:r>
-            <w:r>
-              <w:rPr>
-                <w:i/>
-              </w:rPr>
-              <w:t>Прохождение инструктажа по охране труда и технике безопасности</w:t>
+              <w:t>Организационный этап:</w:t>
+              <w:br/>
+              <w:t>1.1. Участие в установочной конференции</w:t>
+              <w:br/>
+              <w:t>1.2. Прохождение инструктажа по охране труда и технике безопасности</w:t>
             </w:r>
           </w:p>
         </w:tc>
@@ -1447,92 +1371,29 @@
                 <w:lang w:eastAsia="zh-CN"/>
               </w:rPr>
               <w:t>Основной этап:</w:t>
-            </w:r>
-          </w:p>
-          <w:p>
-            <w:pPr>
-              <w:snapToGrid w:val="0"/>
-              <w:ind w:firstLine="0"/>
-            </w:pPr>
-            <w:r>
-              <w:rPr>
-                <w:i/>
-              </w:rPr>
-              <w:t xml:space="preserve">2.1. Консультации руководителей практики от университета </w:t>
-            </w:r>
-          </w:p>
-          <w:p>
-            <w:pPr>
-              <w:snapToGrid w:val="0"/>
-              <w:ind w:firstLine="0"/>
-            </w:pPr>
-            <w:r>
-              <w:t>2.</w:t>
-            </w:r>
-            <w:r>
-              <w:t>2</w:t>
-            </w:r>
-            <w:r>
-              <w:t>. Изучение теоретического материала и современных научных публикаций по теме исследования.</w:t>
-            </w:r>
-            <w:r>
-              <w:t xml:space="preserve"> Обработка и анализ научно-технической информации и результатов исследований.</w:t>
-            </w:r>
-          </w:p>
-          <w:p>
-            <w:pPr>
-              <w:snapToGrid w:val="0"/>
-              <w:ind w:firstLine="0"/>
-            </w:pPr>
-            <w:r>
-              <w:t>2.</w:t>
-            </w:r>
-            <w:r>
-              <w:t>3</w:t>
-            </w:r>
-            <w:r>
-              <w:t xml:space="preserve">. Научно-исследовательская деятельность по заданию научного руководителя </w:t>
-            </w:r>
-          </w:p>
-          <w:p>
-            <w:pPr>
-              <w:snapToGrid w:val="0"/>
-              <w:ind w:firstLine="0"/>
-            </w:pPr>
-            <w:r>
-              <w:t>2.</w:t>
-            </w:r>
-            <w:r>
-              <w:t>4</w:t>
-            </w:r>
-            <w:r>
-              <w:t xml:space="preserve">. </w:t>
-            </w:r>
-            <w:r>
-              <w:t xml:space="preserve">Оформление результатов исследований. </w:t>
-            </w:r>
-            <w:r>
-              <w:t>Подготовка собственных научных публикаций</w:t>
-            </w:r>
-          </w:p>
-          <w:p>
-            <w:pPr>
-              <w:snapToGrid w:val="0"/>
-              <w:ind w:firstLine="0"/>
-            </w:pPr>
-            <w:r>
-              <w:t>2.5. Участие в научном семинаре «Математические методы в экономике»</w:t>
-            </w:r>
-          </w:p>
-          <w:p>
-            <w:pPr>
-              <w:snapToGrid w:val="0"/>
-              <w:ind w:firstLine="0"/>
-            </w:pPr>
-            <w:r>
-              <w:t>2.6. Участие в научных мероприятиях (факультативно)</w:t>
-            </w:r>
-          </w:p>
+              <w:br/>
+              <w:t>2.1. Консультации руководителей практики от университета</w:t>
+              <w:br/>
+              <w:t>2.2. Изучение источников, постановка математической задачи и выбор метода в каждом семестре.</w:t>
+              <w:br/>
+              <w:t>2.3. Реализация и проверка базового метода в 5 семестре; сравнительное исследование двух методов в 7 семестре.</w:t>
+              <w:br/>
+              <w:t>2.4. Анализ точности, чувствительности, вычислительных затрат и оформление полученных результатов.</w:t>
+              <w:br/>
+              <w:t>2.5. Представление результатов исследования на семинаре или консультации.</w:t>
+              <w:br/>
+              <w:t>2.6. Участие в научных мероприятиях (при наличии, в пределах индивидуального плана).</w:t>
+              <w:br/>
+              <w:t>2.7. Подготовка и проверка небольшого примера аппроксимации или предсказания по данным.</w:t>
+              <w:br/>
+              <w:t>2.8. Ведение документации</w:t>
+            </w:r>
+          </w:p>
+        </w:tc>
+        <w:tc>
+          <w:tcPr>
+            <w:tcW w:w="1903" w:type="dxa"/>
+          </w:tcPr>
           <w:p>
             <w:pPr>
               <w:suppressAutoHyphens/>
@@ -1540,15 +1401,29 @@
               <w:adjustRightInd/>
               <w:spacing w:line="240" w:lineRule="auto"/>
               <w:ind w:right="-1" w:firstLine="0"/>
-            </w:pPr>
-            <w:r>
-              <w:t xml:space="preserve">2.7. Участие в профориентационных </w:t>
-            </w:r>
-            <w:r>
+              <w:rPr>
+                <w:kern w:val="2"/>
+                <w:sz w:val="24"/>
+                <w:szCs w:val="24"/>
+                <w:lang w:eastAsia="zh-CN"/>
+              </w:rPr>
+            </w:pPr>
+            <w:r>
+              <w:rPr>
+                <w:kern w:val="2"/>
+                <w:sz w:val="24"/>
+                <w:szCs w:val="24"/>
+                <w:lang w:eastAsia="zh-CN"/>
+              </w:rPr>
               <w:lastRenderedPageBreak/>
-              <w:t>мероприятиях (при наличии)</w:t>
-            </w:r>
-          </w:p>
+              <w:t>ОПК-1, ОПК-2, ОПК-3, ОПК-5</w:t>
+            </w:r>
+          </w:p>
+        </w:tc>
+        <w:tc>
+          <w:tcPr>
+            <w:tcW w:w="2257" w:type="dxa"/>
+          </w:tcPr>
           <w:p>
             <w:pPr>
               <w:suppressAutoHyphens/>
@@ -1558,19 +1433,25 @@
               <w:ind w:right="-1" w:firstLine="0"/>
               <w:rPr>
                 <w:kern w:val="2"/>
-                <w:sz w:val="28"/>
-                <w:szCs w:val="20"/>
+                <w:sz w:val="24"/>
+                <w:szCs w:val="24"/>
                 <w:lang w:eastAsia="zh-CN"/>
               </w:rPr>
             </w:pPr>
             <w:r>
-              <w:t>2.8. Ведение документации</w:t>
-            </w:r>
-          </w:p>
-        </w:tc>
-        <w:tc>
-          <w:tcPr>
-            <w:tcW w:w="1903" w:type="dxa"/>
+              <w:rPr>
+                <w:kern w:val="2"/>
+                <w:sz w:val="24"/>
+                <w:szCs w:val="24"/>
+                <w:lang w:eastAsia="zh-CN"/>
+              </w:rPr>
+              <w:t>ОПК-1.1, ОПК-1.2, ОПК-1.3, ОПК-2.1, ОПК-2.2, ОПК-2.3, ОПК-3.1, ОПК-3.2, ОПК-3.3, ОПК-5.1, ОПК-5.2, ОПК-5.3</w:t>
+            </w:r>
+          </w:p>
+        </w:tc>
+        <w:tc>
+          <w:tcPr>
+            <w:tcW w:w="1412" w:type="dxa"/>
           </w:tcPr>
           <w:p>
             <w:pPr>
@@ -1579,28 +1460,53 @@
               <w:adjustRightInd/>
               <w:spacing w:line="240" w:lineRule="auto"/>
               <w:ind w:right="-1" w:firstLine="0"/>
-              <w:rPr>
+            </w:pPr>
+            <w:r>
+              <w:t>Собеседование</w:t>
+              <w:br/>
+              <w:t>Собеседование, отчет</w:t>
+              <w:br/>
+              <w:t>Отзыв научного руководителя</w:t>
+              <w:br/>
+              <w:t>Доклад, собеседование, отчет</w:t>
+              <w:br/>
+              <w:t>Портфолио (факультативно)</w:t>
+              <w:br/>
+              <w:t>Отчет</w:t>
+            </w:r>
+          </w:p>
+        </w:tc>
+      </w:tr>
+      <w:tr>
+        <w:tc>
+          <w:tcPr>
+            <w:tcW w:w="563" w:type="dxa"/>
+          </w:tcPr>
+          <w:p>
+            <w:pPr>
+              <w:spacing w:line="240" w:lineRule="auto"/>
+              <w:ind w:firstLine="0"/>
+              <w:rPr>
+                <w:bCs/>
                 <w:kern w:val="2"/>
-                <w:sz w:val="24"/>
-                <w:szCs w:val="24"/>
+                <w:szCs w:val="28"/>
                 <w:lang w:eastAsia="zh-CN"/>
               </w:rPr>
             </w:pPr>
             <w:r>
               <w:rPr>
+                <w:bCs/>
                 <w:kern w:val="2"/>
-                <w:sz w:val="24"/>
-                <w:szCs w:val="24"/>
+                <w:szCs w:val="28"/>
                 <w:lang w:eastAsia="zh-CN"/>
               </w:rPr>
-              <w:lastRenderedPageBreak/>
-              <w:t>ОПК-1, ОПК-2, ОПК-3, ОПК-5</w:t>
-            </w:r>
-          </w:p>
-        </w:tc>
-        <w:tc>
-          <w:tcPr>
-            <w:tcW w:w="2257" w:type="dxa"/>
+              <w:t>3.</w:t>
+            </w:r>
+          </w:p>
+        </w:tc>
+        <w:tc>
+          <w:tcPr>
+            <w:tcW w:w="3102" w:type="dxa"/>
           </w:tcPr>
           <w:p>
             <w:pPr>
@@ -1609,27 +1515,21 @@
               <w:adjustRightInd/>
               <w:spacing w:line="240" w:lineRule="auto"/>
               <w:ind w:right="-1" w:firstLine="0"/>
-              <w:rPr>
-                <w:kern w:val="2"/>
-                <w:sz w:val="24"/>
-                <w:szCs w:val="24"/>
-                <w:lang w:eastAsia="zh-CN"/>
-              </w:rPr>
-            </w:pPr>
-            <w:r>
-              <w:rPr>
-                <w:kern w:val="2"/>
-                <w:sz w:val="24"/>
-                <w:szCs w:val="24"/>
-                <w:lang w:eastAsia="zh-CN"/>
-              </w:rPr>
-              <w:t>ОПК-1.1, ОПК-1.2, ОПК-1.3, ОПК-2.1, ОПК-2.2, ОПК-2.3, ОПК-3.1, ОПК-3.2, ОПК-3.3, ОПК-5.1, ОПК-5.2, ОПК-5.3</w:t>
-            </w:r>
-          </w:p>
-        </w:tc>
-        <w:tc>
-          <w:tcPr>
-            <w:tcW w:w="1412" w:type="dxa"/>
+            </w:pPr>
+            <w:r>
+              <w:t>Заключительный этап:</w:t>
+              <w:br/>
+              <w:t>3.1. Подготовка отчета об итогах практики</w:t>
+              <w:br/>
+              <w:t>3.2. Участие в итоговой  конференции</w:t>
+              <w:br/>
+              <w:t>3.3. Прохождение промежуточной аттестации: зачёт в 5 семестре; зачёт с оценкой в 7 семестре.</w:t>
+            </w:r>
+          </w:p>
+        </w:tc>
+        <w:tc>
+          <w:tcPr>
+            <w:tcW w:w="1903" w:type="dxa"/>
           </w:tcPr>
           <w:p>
             <w:pPr>
@@ -1638,14 +1538,28 @@
               <w:adjustRightInd/>
               <w:spacing w:line="240" w:lineRule="auto"/>
               <w:ind w:right="-1" w:firstLine="0"/>
-            </w:pPr>
-            <w:r>
-              <w:t>Собеседование</w:t>
-            </w:r>
-            <w:r>
-              <w:t>, отчет</w:t>
-            </w:r>
-          </w:p>
+              <w:rPr>
+                <w:kern w:val="2"/>
+                <w:sz w:val="18"/>
+                <w:szCs w:val="18"/>
+                <w:lang w:eastAsia="zh-CN"/>
+              </w:rPr>
+            </w:pPr>
+            <w:r>
+              <w:rPr>
+                <w:kern w:val="2"/>
+                <w:sz w:val="18"/>
+                <w:szCs w:val="18"/>
+                <w:lang w:eastAsia="zh-CN"/>
+              </w:rPr>
+              <w:t>ОПК-1, ОПК-2, ОПК-3, ОПК-5</w:t>
+            </w:r>
+          </w:p>
+        </w:tc>
+        <w:tc>
+          <w:tcPr>
+            <w:tcW w:w="2257" w:type="dxa"/>
+          </w:tcPr>
           <w:p>
             <w:pPr>
               <w:suppressAutoHyphens/>
@@ -1653,11 +1567,28 @@
               <w:adjustRightInd/>
               <w:spacing w:line="240" w:lineRule="auto"/>
               <w:ind w:right="-1" w:firstLine="0"/>
-            </w:pPr>
-            <w:r>
-              <w:t>Отзыв научного руководителя</w:t>
-            </w:r>
-          </w:p>
+              <w:rPr>
+                <w:kern w:val="2"/>
+                <w:sz w:val="18"/>
+                <w:szCs w:val="18"/>
+                <w:lang w:eastAsia="zh-CN"/>
+              </w:rPr>
+            </w:pPr>
+            <w:r>
+              <w:rPr>
+                <w:kern w:val="2"/>
+                <w:sz w:val="18"/>
+                <w:szCs w:val="18"/>
+                <w:lang w:eastAsia="zh-CN"/>
+              </w:rPr>
+              <w:t>ОПК-1.1, ОПК-1.2, ОПК-1.3, ОПК-2.1, ОПК-2.2, ОПК-2.3, ОПК-3.1, ОПК-3.2, ОПК-3.3, ОПК-5.1, ОПК-5.2, ОПК-5.3</w:t>
+            </w:r>
+          </w:p>
+        </w:tc>
+        <w:tc>
+          <w:tcPr>
+            <w:tcW w:w="1412" w:type="dxa"/>
+          </w:tcPr>
           <w:p>
             <w:pPr>
               <w:suppressAutoHyphens/>
@@ -1667,244 +1598,11 @@
               <w:ind w:right="-1" w:firstLine="0"/>
             </w:pPr>
             <w:r>
-              <w:t>Доклад,</w:t>
-            </w:r>
-          </w:p>
-          <w:p>
-            <w:pPr>
-              <w:snapToGrid w:val="0"/>
-              <w:ind w:firstLine="0"/>
-            </w:pPr>
-            <w:r>
-              <w:t>Портфолио (факультативно)</w:t>
-            </w:r>
-          </w:p>
-          <w:p>
-            <w:pPr>
-              <w:suppressAutoHyphens/>
-              <w:autoSpaceDN/>
-              <w:adjustRightInd/>
-              <w:spacing w:line="240" w:lineRule="auto"/>
-              <w:ind w:right="-1" w:firstLine="0"/>
-              <w:rPr>
-                <w:kern w:val="2"/>
-                <w:sz w:val="28"/>
-                <w:szCs w:val="20"/>
-                <w:lang w:eastAsia="zh-CN"/>
-              </w:rPr>
-            </w:pPr>
-          </w:p>
-        </w:tc>
-      </w:tr>
-      <w:tr>
-        <w:tc>
-          <w:tcPr>
-            <w:tcW w:w="563" w:type="dxa"/>
-          </w:tcPr>
-          <w:p>
-            <w:pPr>
-              <w:spacing w:line="240" w:lineRule="auto"/>
-              <w:ind w:firstLine="0"/>
-              <w:rPr>
-                <w:bCs/>
-                <w:kern w:val="2"/>
-                <w:szCs w:val="28"/>
-                <w:lang w:eastAsia="zh-CN"/>
-              </w:rPr>
-            </w:pPr>
-            <w:r>
-              <w:rPr>
-                <w:bCs/>
-                <w:kern w:val="2"/>
-                <w:szCs w:val="28"/>
-                <w:lang w:eastAsia="zh-CN"/>
-              </w:rPr>
-              <w:t>…</w:t>
-            </w:r>
-          </w:p>
-        </w:tc>
-        <w:tc>
-          <w:tcPr>
-            <w:tcW w:w="3102" w:type="dxa"/>
-          </w:tcPr>
-          <w:p>
-            <w:pPr>
-              <w:suppressAutoHyphens/>
-              <w:autoSpaceDN/>
-              <w:adjustRightInd/>
-              <w:spacing w:line="240" w:lineRule="auto"/>
-              <w:ind w:right="-1" w:firstLine="0"/>
-            </w:pPr>
-            <w:r>
-              <w:t>Заключительный</w:t>
-            </w:r>
-          </w:p>
-          <w:p>
-            <w:pPr>
-              <w:suppressAutoHyphens/>
-              <w:autoSpaceDN/>
-              <w:adjustRightInd/>
-              <w:spacing w:line="240" w:lineRule="auto"/>
-              <w:ind w:right="-1" w:firstLine="0"/>
-            </w:pPr>
-            <w:r>
-              <w:t>3.1. Подготовка отчета об итогах практики</w:t>
-            </w:r>
-          </w:p>
-          <w:p>
-            <w:pPr>
-              <w:suppressAutoHyphens/>
-              <w:autoSpaceDN/>
-              <w:adjustRightInd/>
-              <w:spacing w:line="240" w:lineRule="auto"/>
-              <w:ind w:right="-1" w:firstLine="0"/>
-              <w:rPr>
-                <w:i/>
-              </w:rPr>
-            </w:pPr>
-            <w:r>
-              <w:rPr>
-                <w:i/>
-              </w:rPr>
-              <w:t>3.2. Участие в итоговой  конференции</w:t>
-            </w:r>
-          </w:p>
-          <w:p>
-            <w:pPr>
-              <w:suppressAutoHyphens/>
-              <w:autoSpaceDN/>
-              <w:adjustRightInd/>
-              <w:spacing w:line="240" w:lineRule="auto"/>
-              <w:ind w:right="-1" w:firstLine="0"/>
-              <w:rPr>
-                <w:kern w:val="2"/>
-                <w:sz w:val="28"/>
-                <w:szCs w:val="20"/>
-                <w:lang w:eastAsia="zh-CN"/>
-              </w:rPr>
-            </w:pPr>
-            <w:r>
-              <w:rPr>
-                <w:i/>
-              </w:rPr>
-              <w:t>3.3. Прохождение промежуточной аттестации</w:t>
-            </w:r>
-          </w:p>
-        </w:tc>
-        <w:tc>
-          <w:tcPr>
-            <w:tcW w:w="1903" w:type="dxa"/>
-          </w:tcPr>
-          <w:p>
-            <w:pPr>
-              <w:suppressAutoHyphens/>
-              <w:autoSpaceDN/>
-              <w:adjustRightInd/>
-              <w:spacing w:line="240" w:lineRule="auto"/>
-              <w:ind w:right="-1" w:firstLine="0"/>
-              <w:rPr>
-                <w:kern w:val="2"/>
-                <w:sz w:val="18"/>
-                <w:szCs w:val="18"/>
-                <w:lang w:eastAsia="zh-CN"/>
-              </w:rPr>
-            </w:pPr>
-            <w:r>
-              <w:rPr>
-                <w:kern w:val="2"/>
-                <w:sz w:val="18"/>
-                <w:szCs w:val="18"/>
-                <w:lang w:eastAsia="zh-CN"/>
-              </w:rPr>
-              <w:t>ОПК-1, ОПК-2, ОПК-3, ОПК-5</w:t>
-            </w:r>
-          </w:p>
-        </w:tc>
-        <w:tc>
-          <w:tcPr>
-            <w:tcW w:w="2257" w:type="dxa"/>
-          </w:tcPr>
-          <w:p>
-            <w:pPr>
-              <w:suppressAutoHyphens/>
-              <w:autoSpaceDN/>
-              <w:adjustRightInd/>
-              <w:spacing w:line="240" w:lineRule="auto"/>
-              <w:ind w:right="-1" w:firstLine="0"/>
-              <w:rPr>
-                <w:kern w:val="2"/>
-                <w:sz w:val="18"/>
-                <w:szCs w:val="18"/>
-                <w:lang w:eastAsia="zh-CN"/>
-              </w:rPr>
-            </w:pPr>
-            <w:r>
-              <w:rPr>
-                <w:kern w:val="2"/>
-                <w:sz w:val="18"/>
-                <w:szCs w:val="18"/>
-                <w:lang w:eastAsia="zh-CN"/>
-              </w:rPr>
-              <w:t>ОПК-1.1, ОПК-1.2, ОПК-1.3, ОПК-2.1, ОПК-2.2, ОПК-2.3, ОПК-3.1, ОПК-3.2, ОПК-3.3, ОПК-5.1, ОПК-5.2, ОПК-5.3</w:t>
-            </w:r>
-          </w:p>
-        </w:tc>
-        <w:tc>
-          <w:tcPr>
-            <w:tcW w:w="1412" w:type="dxa"/>
-          </w:tcPr>
-          <w:p>
-            <w:pPr>
-              <w:suppressAutoHyphens/>
-              <w:autoSpaceDN/>
-              <w:adjustRightInd/>
-              <w:spacing w:line="240" w:lineRule="auto"/>
-              <w:ind w:right="-1" w:firstLine="0"/>
-            </w:pPr>
-            <w:r>
-              <w:t>Отч</w:t>
-            </w:r>
-            <w:r>
-              <w:t>е</w:t>
-            </w:r>
-            <w:r>
-              <w:t>тная документация</w:t>
-            </w:r>
-          </w:p>
-          <w:p>
-            <w:pPr>
-              <w:suppressAutoHyphens/>
-              <w:autoSpaceDN/>
-              <w:adjustRightInd/>
-              <w:spacing w:line="240" w:lineRule="auto"/>
-              <w:ind w:right="-1" w:firstLine="0"/>
-            </w:pPr>
-            <w:r>
+              <w:t>Отчетная документация</w:t>
+              <w:br/>
               <w:t>Защита отчета</w:t>
-            </w:r>
-          </w:p>
-          <w:p>
-            <w:pPr>
-              <w:suppressAutoHyphens/>
-              <w:autoSpaceDN/>
-              <w:adjustRightInd/>
-              <w:spacing w:line="240" w:lineRule="auto"/>
-              <w:ind w:right="-1" w:firstLine="0"/>
-              <w:rPr>
-                <w:kern w:val="2"/>
-                <w:sz w:val="28"/>
-                <w:szCs w:val="20"/>
-                <w:lang w:eastAsia="zh-CN"/>
-              </w:rPr>
-            </w:pPr>
-            <w:r>
-              <w:t>Зачет; зачет с оценкой</w:t>
-            </w:r>
-            <w:r>
-              <w:t/>
-            </w:r>
-            <w:r>
-              <w:t/>
+              <w:br/>
+              <w:t>Зачёт / зачёт с оценкой по семестрам</w:t>
             </w:r>
           </w:p>
         </w:tc>
@@ -1982,10 +1680,6 @@
     <w:p>
       <w:pPr>
         <w:pStyle w:val="a5"/>
-        <w:numPr>
-          <w:ilvl w:val="0"/>
-          <w:numId w:val="4"/>
-        </w:numPr>
         <w:tabs>
           <w:tab w:val="left" w:pos="0"/>
         </w:tabs>
@@ -1999,6 +1693,10 @@
           <w:szCs w:val="24"/>
           <w:lang w:val="ru-RU" w:eastAsia="zh-CN"/>
         </w:rPr>
+        <w:keepNext/>
+        <w:numPr>
+          <w:numId w:val="0"/>
+        </w:numPr>
       </w:pPr>
       <w:r>
         <w:rPr>
@@ -2007,7 +1705,7 @@
           <w:szCs w:val="24"/>
           <w:lang w:val="ru-RU" w:eastAsia="zh-CN"/>
         </w:rPr>
-        <w:t>ТРЕБОВАНИЯ К РЕЗУЛЬТАТАМ ОБУЧЕНИЯ ПО ПРАКТИКЕ</w:t>
+        <w:t>2. ТРЕБОВАНИЯ К РЕЗУЛЬТАТАМ ОБУЧЕНИЯ ПО ПРАКТИКЕ</w:t>
       </w:r>
     </w:p>
     <w:p>
@@ -2182,26 +1880,7 @@
                 <w:lang w:val="ru-RU"/>
               </w:rPr>
               <w:t>Перечень планируемых результатов обучения по практике</w:t>
-            </w:r>
-          </w:p>
-          <w:p>
-            <w:pPr>
-              <w:pStyle w:val="TableParagraph"/>
-              <w:jc w:val="center"/>
-              <w:rPr>
-                <w:rFonts w:eastAsia="Calibri"/>
-                <w:sz w:val="18"/>
-                <w:szCs w:val="18"/>
-                <w:lang w:val="ru-RU"/>
-              </w:rPr>
-            </w:pPr>
-            <w:r>
-              <w:rPr>
-                <w:rFonts w:eastAsia="Calibri"/>
-                <w:sz w:val="18"/>
-                <w:szCs w:val="18"/>
-                <w:lang w:val="ru-RU"/>
-              </w:rPr>
+              <w:br/>
               <w:t>В результате прохождения практики обучающиеся должны:</w:t>
             </w:r>
           </w:p>
@@ -4843,6 +4522,10 @@
           <w:szCs w:val="24"/>
           <w:lang w:eastAsia="zh-CN"/>
         </w:rPr>
+        <w:keepNext/>
+        <w:numPr>
+          <w:numId w:val="0"/>
+        </w:numPr>
       </w:pPr>
       <w:r>
         <w:rPr>
@@ -4851,17 +4534,7 @@
           <w:szCs w:val="24"/>
           <w:lang w:eastAsia="zh-CN"/>
         </w:rPr>
-        <w:t xml:space="preserve">3. ТИПОВОЙ </w:t>
-      </w:r>
-      <w:r>
-        <w:rPr>
-          <w:caps/>
-          <w:kern w:val="2"/>
-          <w:sz w:val="24"/>
-          <w:szCs w:val="24"/>
-          <w:lang w:eastAsia="zh-CN"/>
-        </w:rPr>
-        <w:t>комплект оценочных средств для текущего контроля и промежуточной аттестации по практике</w:t>
+        <w:t>3. ТИПОВОЙ КОМПЛЕКТ ОЦЕНОЧНЫХ СРЕДСТВ ДЛЯ ТЕКУЩЕГО КОНТРОЛЯ И ПРОМЕЖУТОЧНОЙ АТТЕСТАЦИИ ПО ПРАКТИКЕ</w:t>
       </w:r>
     </w:p>
     <w:p>
@@ -4884,6 +4557,7 @@
     <w:p>
       <w:pPr>
         <w:pStyle w:val="a5"/>
+        <w:keepNext/>
         <w:adjustRightInd w:val="0"/>
         <w:ind w:left="0" w:right="-2" w:firstLine="0"/>
         <w:contextualSpacing/>
@@ -4953,13 +4627,7 @@
               <w:ind w:firstLine="0"/>
             </w:pPr>
             <w:r>
-              <w:t>1</w:t>
-            </w:r>
-            <w:r>
-              <w:t>. Изучение теоретического материала и современных научных публикаций по теме исследования.</w:t>
-            </w:r>
-            <w:r>
-              <w:t xml:space="preserve"> Обработка и анализ научно-технической информации и результатов исследований.</w:t>
+              <w:t>2.1. Консультации руководителей практики от университета</w:t>
             </w:r>
           </w:p>
         </w:tc>
@@ -4984,11 +4652,7 @@
               <w:ind w:firstLine="0"/>
             </w:pPr>
             <w:r>
-              <w:lastRenderedPageBreak/>
-              <w:t>2</w:t>
-            </w:r>
-            <w:r>
-              <w:t xml:space="preserve">. Научно-исследовательская деятельность по заданию научного руководителя </w:t>
+              <w:t>2.2. Изучение источников, постановка математической задачи и выбор метода в каждом семестре.</w:t>
             </w:r>
           </w:p>
         </w:tc>
@@ -5013,16 +4677,7 @@
               <w:ind w:firstLine="0"/>
             </w:pPr>
             <w:r>
-              <w:t>3</w:t>
-            </w:r>
-            <w:r>
-              <w:t xml:space="preserve">. </w:t>
-            </w:r>
-            <w:r>
-              <w:t xml:space="preserve">Оформление результатов исследований. </w:t>
-            </w:r>
-            <w:r>
-              <w:t>Подготовка собственных научных публикаций</w:t>
+              <w:t>2.3. Реализация и проверка базового метода в 5 семестре; сравнительное исследование двух методов в 7 семестре.</w:t>
             </w:r>
           </w:p>
         </w:tc>
@@ -5047,7 +4702,7 @@
               <w:ind w:firstLine="0"/>
             </w:pPr>
             <w:r>
-              <w:t>4. Участие в научном семинаре «Математические методы в экономике»</w:t>
+              <w:t>2.4. Анализ точности, чувствительности, вычислительных затрат и оформление полученных результатов.</w:t>
             </w:r>
           </w:p>
         </w:tc>
@@ -5072,7 +4727,7 @@
               <w:ind w:firstLine="0"/>
             </w:pPr>
             <w:r>
-              <w:t>5. Участие в научных мероприятиях (факультативно)</w:t>
+              <w:t>2.5. Представление результатов исследования на семинаре или консультации.</w:t>
             </w:r>
           </w:p>
         </w:tc>
@@ -5097,7 +4752,7 @@
               <w:ind w:firstLine="0"/>
             </w:pPr>
             <w:r>
-              <w:t>6. Участие в профориентационных мероприятиях (при наличии)</w:t>
+              <w:t>2.6. Участие в научных мероприятиях (при наличии, в пределах индивидуального плана).</w:t>
             </w:r>
           </w:p>
         </w:tc>
@@ -5121,7 +4776,31 @@
               <w:ind w:firstLine="0"/>
             </w:pPr>
             <w:r>
-              <w:t>7. Ведение документации</w:t>
+              <w:t>2.7. Подготовка и проверка небольшого примера аппроксимации или предсказания по данным.</w:t>
+            </w:r>
+          </w:p>
+        </w:tc>
+      </w:tr>
+      <w:tr>
+        <w:trPr>
+          <w:trHeight w:val="133"/>
+          <w:jc w:val="center"/>
+        </w:trPr>
+        <w:tc>
+          <w:tcPr>
+            <w:tcW w:w="4256" w:type="dxa"/>
+            <w:tcBorders>
+              <w:top w:val="single" w:sz="4" w:space="0" w:color="000000"/>
+              <w:left w:val="single" w:sz="4" w:space="0" w:color="000000"/>
+            </w:tcBorders>
+          </w:tcPr>
+          <w:p>
+            <w:pPr>
+              <w:snapToGrid w:val="0"/>
+              <w:ind w:firstLine="0"/>
+            </w:pPr>
+            <w:r>
+              <w:t>2.8. Ведение документации</w:t>
             </w:r>
           </w:p>
         </w:tc>
@@ -5307,7 +4986,7 @@
           <w:sz w:val="28"/>
           <w:szCs w:val="28"/>
         </w:rPr>
-        <w:t>2. Написание обзора по современному состоянию проблемы исследования по выпускной квалификационной работе.</w:t>
+        <w:t>2. Написание обзора по современному состоянию выбранной математической задачи.</w:t>
       </w:r>
     </w:p>
     <w:p>
@@ -5374,6 +5053,7 @@
     </w:p>
     <w:p>
       <w:pPr>
+        <w:keepNext/>
         <w:ind w:right="-2" w:firstLine="0"/>
         <w:contextualSpacing/>
         <w:jc w:val="center"/>
@@ -5453,7 +5133,7 @@
           <w:sz w:val="28"/>
           <w:szCs w:val="28"/>
         </w:rPr>
-        <w:t xml:space="preserve">2. Перечислить источники сбора статистических данных для исследования </w:t>
+        <w:t xml:space="preserve">2. Указать происхождение исходных данных или контрольного примера и способ независимой проверки результата </w:t>
       </w:r>
     </w:p>
     <w:p>
@@ -5485,7 +5165,7 @@
           <w:sz w:val="28"/>
           <w:szCs w:val="28"/>
         </w:rPr>
-        <w:t xml:space="preserve">4. Обосновать выбор эндогенных факторов модели </w:t>
+        <w:t xml:space="preserve">4. Обосновать выбор переменных, параметров и исходных условий математической модели </w:t>
       </w:r>
     </w:p>
     <w:p>
@@ -5602,7 +5282,7 @@
           <w:sz w:val="28"/>
           <w:szCs w:val="28"/>
         </w:rPr>
-        <w:t>11. Установить связи и зависимости между факторами, выделить эндогенные (независимые) и зависимые факторы.</w:t>
+        <w:t>11. Установить связи между переменными, параметрами и результатом модели; выделить входные и выходные величины и объяснить допущения.</w:t>
       </w:r>
     </w:p>
     <w:p>
@@ -5626,6 +5306,7 @@
     </w:p>
     <w:p>
       <w:pPr>
+        <w:keepNext/>
         <w:tabs>
           <w:tab w:val="left" w:pos="0"/>
           <w:tab w:val="left" w:pos="709"/>
@@ -5674,37 +5355,6 @@
     </w:p>
     <w:p>
       <w:pPr>
-        <w:tabs>
-          <w:tab w:val="left" w:pos="0"/>
-          <w:tab w:val="left" w:pos="709"/>
-        </w:tabs>
-        <w:suppressAutoHyphens/>
-        <w:autoSpaceDN/>
-        <w:adjustRightInd/>
-        <w:spacing w:line="240" w:lineRule="auto"/>
-        <w:ind w:right="282" w:firstLine="0"/>
-        <w:jc w:val="center"/>
-        <w:rPr>
-          <w:i/>
-          <w:kern w:val="2"/>
-          <w:sz w:val="28"/>
-          <w:szCs w:val="28"/>
-          <w:u w:val="single"/>
-          <w:lang w:eastAsia="zh-CN"/>
-        </w:rPr>
-      </w:pPr>
-      <w:r>
-        <w:rPr>
-          <w:i/>
-          <w:kern w:val="2"/>
-          <w:sz w:val="28"/>
-          <w:szCs w:val="28"/>
-        </w:rPr>
-        <w:t>(содержание отчета должно полностью соответствовать программе практики и индивидуальному заданию обучающегося)</w:t>
-      </w:r>
-    </w:p>
-    <w:p>
-      <w:pPr>
         <w:suppressAutoHyphens/>
         <w:autoSpaceDN/>
         <w:adjustRightInd/>
@@ -5726,16 +5376,7 @@
           <w:szCs w:val="28"/>
           <w:lang w:eastAsia="zh-CN"/>
         </w:rPr>
-        <w:t>Отчет о прохождении практики</w:t>
-      </w:r>
-      <w:r>
-        <w:rPr>
-          <w:kern w:val="2"/>
-          <w:sz w:val="28"/>
-          <w:szCs w:val="28"/>
-          <w:lang w:eastAsia="zh-CN"/>
-        </w:rPr>
-        <w:t xml:space="preserve"> должен содержать краткое описание проделанной работы в соответствии с индивидуальным рабочим планом и индивидуальным заданием. Текст отчёта должен быть структурирован по пунктам, соответствующим пунктам индивидуального задания. В зависимости от специфики индивидуального задания на текущий семестр отчёт может содержать краткие аннотации научных статей по теме выпускной квалификационной работы, описание набора статистических данных, описание полученного научного результата (постановка задачи и итоговый результат). Образец оформления титульного листа отчёта содержатся в Приложении 1.3. Методические рекомендации к его составлению содержатся  п. 11 и Приложении 1.3</w:t>
+        <w:t>В каждом семестре обучающийся представляет отдельный комплект отчётности: индивидуальное задание (приложение 1.1 к программе практики), отчёт (приложение 1.2) и отзыв руководителя (приложение 1.3). Рекомендации к содержанию отчёта приведены в разделе 12 программы практики.</w:t>
       </w:r>
     </w:p>
     <w:p>
@@ -5755,12 +5396,13 @@
       </w:pPr>
       <w:r>
         <w:rPr>
+          <w:b/>
           <w:kern w:val="2"/>
           <w:sz w:val="28"/>
           <w:szCs w:val="28"/>
           <w:lang w:eastAsia="zh-CN"/>
         </w:rPr>
-        <w:t xml:space="preserve">Дополнительно к отчёту может быть представлен список публикаций по стандартной форме (Приложение 1.4), копии дипломов, сертификатов участника, грамот за лучший доклад и других наград за участие в научных мероприятиях. В случае наличия наград и сертификатов обязательно предоставление их электронных сканированных копий. </w:t>
+        <w:t>Отчёт о прохождении практики должен содержать описание выполненной работы в соответствии с индивидуальным заданием: постановку математической задачи, обзор источников, модель и алгоритм, контрольный пример, результаты вычислений и выводы. В 5 семестре проверяется базовое решение, в 7 семестре — сравнение не менее двух методов и границы применимости. Данные, код и параметры приводятся в объёме, необходимом для повторения расчёта. Образец титула отчёта и рекомендации приведены в Приложении 1.2 и разделе 12.</w:t>
       </w:r>
     </w:p>
     <w:p>
@@ -5780,12 +5422,13 @@
       </w:pPr>
       <w:r>
         <w:rPr>
+          <w:b/>
           <w:kern w:val="2"/>
           <w:sz w:val="28"/>
           <w:szCs w:val="28"/>
           <w:lang w:eastAsia="zh-CN"/>
         </w:rPr>
-        <w:t xml:space="preserve">В случае наличия опубликованных статей в журналах и сборниках конференций обязательно предоставление сканированной копии титульного листа, его оборота с выходными данными и полного содержания печатного сборника. </w:t>
+        <w:t>Отзыв научного руководителя содержит общую характеристику о прохождении практики студентом и информацию о сформированности заявленных компетенций (Приложение 1.3).</w:t>
       </w:r>
     </w:p>
     <w:p>
@@ -5794,7 +5437,8 @@
         <w:autoSpaceDN/>
         <w:adjustRightInd/>
         <w:spacing w:line="240" w:lineRule="auto"/>
-        <w:ind w:right="-2" w:firstLine="0"/>
+        <w:ind w:right="-2" w:firstLine="567"/>
+        <w:jc w:val="both"/>
         <w:rPr>
           <w:kern w:val="2"/>
           <w:sz w:val="28"/>
@@ -5802,6 +5446,16 @@
           <w:lang w:eastAsia="zh-CN"/>
         </w:rPr>
       </w:pPr>
+      <w:r>
+        <w:rPr>
+          <w:b/>
+          <w:kern w:val="2"/>
+          <w:sz w:val="28"/>
+          <w:szCs w:val="28"/>
+          <w:lang w:eastAsia="zh-CN"/>
+        </w:rPr>
+        <w:t>При подготовке научной статьи по результатам практики в ней указываются название, авторы, аннотация, ключевые слова, постановка задачи, методы, результаты и источники. Макет приведён в Приложении 1.4. Публикация или принятие статьи не является обязательным условием зачёта.</w:t>
+      </w:r>
     </w:p>
     <w:p>
       <w:pPr>
@@ -5809,7 +5463,8 @@
         <w:autoSpaceDN/>
         <w:adjustRightInd/>
         <w:spacing w:line="240" w:lineRule="auto"/>
-        <w:ind w:right="-2" w:firstLine="0"/>
+        <w:ind w:right="-2" w:firstLine="567"/>
+        <w:jc w:val="both"/>
         <w:rPr>
           <w:kern w:val="2"/>
           <w:sz w:val="28"/>
@@ -5817,6 +5472,67 @@
           <w:lang w:eastAsia="zh-CN"/>
         </w:rPr>
       </w:pPr>
+      <w:r>
+        <w:rPr>
+          <w:b/>
+          <w:kern w:val="2"/>
+          <w:sz w:val="28"/>
+          <w:szCs w:val="28"/>
+          <w:lang w:eastAsia="zh-CN"/>
+        </w:rPr>
+        <w:t xml:space="preserve">Дополнительно к отчету может быть представлен список публикаций по стандартной форме (Приложение 1.5), копии дипломов, сертификатов участника, грамот за лучший доклад и других наград за участие в научных мероприятиях. В случае наличия наград и сертификатов обязательно предоставление их электронных сканированных копий. </w:t>
+      </w:r>
+    </w:p>
+    <w:p>
+      <w:pPr>
+        <w:suppressAutoHyphens/>
+        <w:autoSpaceDN/>
+        <w:adjustRightInd/>
+        <w:spacing w:line="240" w:lineRule="auto"/>
+        <w:ind w:right="-2" w:firstLine="567"/>
+        <w:jc w:val="both"/>
+        <w:rPr>
+          <w:kern w:val="2"/>
+          <w:sz w:val="28"/>
+          <w:szCs w:val="28"/>
+          <w:lang w:eastAsia="zh-CN"/>
+        </w:rPr>
+      </w:pPr>
+      <w:r>
+        <w:rPr>
+          <w:b/>
+          <w:kern w:val="2"/>
+          <w:sz w:val="28"/>
+          <w:szCs w:val="28"/>
+          <w:lang w:eastAsia="zh-CN"/>
+        </w:rPr>
+        <w:t>На семинаре или консультации обучающийся представляет постановку задачи, метод, контрольный пример и полученные результаты; в отчёте фиксирует вопросы и выполненные уточнения. Участие в научных и профориентационных мероприятиях отражается при наличии.</w:t>
+      </w:r>
+    </w:p>
+    <w:p>
+      <w:pPr>
+        <w:suppressAutoHyphens/>
+        <w:autoSpaceDN/>
+        <w:adjustRightInd/>
+        <w:spacing w:line="240" w:lineRule="auto"/>
+        <w:ind w:right="-2" w:firstLine="567"/>
+        <w:jc w:val="both"/>
+        <w:rPr>
+          <w:kern w:val="2"/>
+          <w:sz w:val="28"/>
+          <w:szCs w:val="28"/>
+          <w:lang w:eastAsia="zh-CN"/>
+        </w:rPr>
+      </w:pPr>
+      <w:r>
+        <w:rPr>
+          <w:b/>
+          <w:kern w:val="2"/>
+          <w:sz w:val="28"/>
+          <w:szCs w:val="28"/>
+          <w:lang w:eastAsia="zh-CN"/>
+        </w:rPr>
+      </w:r>
     </w:p>
     <w:p>
       <w:pPr>
@@ -5832,6 +5548,10 @@
           <w:szCs w:val="24"/>
           <w:lang w:eastAsia="zh-CN"/>
         </w:rPr>
+        <w:keepNext/>
+        <w:numPr>
+          <w:numId w:val="0"/>
+        </w:numPr>
       </w:pPr>
       <w:r>
         <w:rPr>
@@ -5864,17 +5584,7 @@
           <w:szCs w:val="28"/>
           <w:lang w:eastAsia="en-US"/>
         </w:rPr>
-        <w:t xml:space="preserve">Результаты выполнения обучающимся заданий на практике оцениваются по шкале «зачтено» – «не зачтено», на дифференцированном зачете – по пятибалльной шкале </w:t>
-      </w:r>
-      <w:r>
-        <w:rPr>
-          <w:i/>
-          <w:kern w:val="2"/>
-          <w:sz w:val="28"/>
-          <w:szCs w:val="28"/>
-          <w:lang w:eastAsia="en-US"/>
-        </w:rPr>
-        <w:t>(выбрать необходимое).</w:t>
+        <w:t>В 5 семестре результаты оцениваются на зачёте по шкале «зачтено» — «не зачтено»; в 7 семестре — на зачёте с оценкой («отлично», «хорошо», «удовлетворительно», «неудовлетворительно»). Критерии ниже применяются с учётом формы аттестации соответствующего семестра.</w:t>
       </w:r>
     </w:p>
     <w:tbl>
